--- a/report_template/template_main/BRCAv1_BHD_CustomEdition_XAJDY_v1.0.0.docx
+++ b/report_template/template_main/BRCAv1_BHD_CustomEdition_XAJDY_v1.0.0.docx
@@ -1581,7 +1581,7 @@
                 <w:sz w:val="24"/>
                 <w:szCs w:val="24"/>
               </w:rPr>
-              <w:t>2026-03-06</w:t>
+              <w:t>2026-07-30</w:t>
             </w:r>
             <w:r>
               <w:rPr>
@@ -20976,7 +20976,7 @@
           <w:sz w:val="18"/>
           <w:szCs w:val="18"/>
         </w:rPr>
-        <w:t>依据美国医学遗传学与基因组学学会（</w:t>
+        <w:t>依据</w:t>
       </w:r>
       <w:r>
         <w:rPr>
@@ -20986,7 +20986,49 @@
           <w:sz w:val="18"/>
           <w:szCs w:val="18"/>
         </w:rPr>
-        <w:t>The American College of Medical Genetics and Genomics</w:t>
+        <w:t>{{</w:t>
+      </w:r>
+      <w:proofErr w:type="spellStart"/>
+      <w:r>
+        <w:rPr>
+          <w:rFonts w:ascii="Times New Roman" w:hAnsi="Times New Roman"/>
+          <w:bCs/>
+          <w:color w:val="000000" w:themeColor="text1"/>
+          <w:sz w:val="18"/>
+          <w:szCs w:val="18"/>
+        </w:rPr>
+        <w:t>sample.</w:t>
+      </w:r>
+      <w:r>
+        <w:rPr>
+          <w:rFonts w:ascii="Times New Roman" w:hAnsi="Times New Roman"/>
+          <w:bCs/>
+          <w:color w:val="000000" w:themeColor="text1"/>
+          <w:sz w:val="18"/>
+          <w:szCs w:val="18"/>
+        </w:rPr>
+        <w:t>association</w:t>
+      </w:r>
+      <w:r>
+        <w:rPr>
+          <w:rFonts w:ascii="Times New Roman" w:hAnsi="Times New Roman"/>
+          <w:bCs/>
+          <w:color w:val="000000" w:themeColor="text1"/>
+          <w:sz w:val="18"/>
+          <w:szCs w:val="18"/>
+        </w:rPr>
+        <w:t>.ACMG</w:t>
+      </w:r>
+      <w:proofErr w:type="spellEnd"/>
+      <w:r>
+        <w:rPr>
+          <w:rFonts w:ascii="Times New Roman" w:hAnsi="Times New Roman" w:hint="eastAsia"/>
+          <w:bCs/>
+          <w:color w:val="000000" w:themeColor="text1"/>
+          <w:sz w:val="18"/>
+          <w:szCs w:val="18"/>
+        </w:rPr>
+        <w:t>}}</w:t>
       </w:r>
       <w:r>
         <w:rPr>
@@ -20996,27 +21038,7 @@
           <w:sz w:val="18"/>
           <w:szCs w:val="18"/>
         </w:rPr>
-        <w:t>，</w:t>
-      </w:r>
-      <w:r>
-        <w:rPr>
-          <w:rFonts w:ascii="Times New Roman" w:hAnsi="Times New Roman" w:hint="eastAsia"/>
-          <w:bCs/>
-          <w:color w:val="000000" w:themeColor="text1"/>
-          <w:sz w:val="18"/>
-          <w:szCs w:val="18"/>
-        </w:rPr>
-        <w:t>ACMG</w:t>
-      </w:r>
-      <w:r>
-        <w:rPr>
-          <w:rFonts w:ascii="Times New Roman" w:hAnsi="Times New Roman" w:hint="eastAsia"/>
-          <w:bCs/>
-          <w:color w:val="000000" w:themeColor="text1"/>
-          <w:sz w:val="18"/>
-          <w:szCs w:val="18"/>
-        </w:rPr>
-        <w:t>）相关指南，胚系变异的致病风险分为</w:t>
+        <w:t>相关指南，胚系变异的致病风险分为</w:t>
       </w:r>
       <w:r>
         <w:rPr>
@@ -38045,10 +38067,6 @@
 </file>
 
 <file path=customXml/item1.xml><?xml version="1.0" encoding="utf-8"?>
-<b:Sources xmlns:b="http://schemas.openxmlformats.org/officeDocument/2006/bibliography" xmlns="http://schemas.openxmlformats.org/officeDocument/2006/bibliography" SelectedStyle="\APASixthEditionOfficeOnline.xsl" StyleName="APA" Version="6"/>
-</file>
-
-<file path=customXml/item2.xml><?xml version="1.0" encoding="utf-8"?>
 <s:customData xmlns="http://www.wps.cn/officeDocument/2013/wpsCustomData" xmlns:s="http://www.wps.cn/officeDocument/2013/wpsCustomData">
   <customSectProps/>
   <customShpExts>
@@ -38057,18 +38075,22 @@
 </s:customData>
 </file>
 
+<file path=customXml/item2.xml><?xml version="1.0" encoding="utf-8"?>
+<b:Sources xmlns:b="http://schemas.openxmlformats.org/officeDocument/2006/bibliography" xmlns="http://schemas.openxmlformats.org/officeDocument/2006/bibliography" SelectedStyle="\APASixthEditionOfficeOnline.xsl" StyleName="APA" Version="6"/>
+</file>
+
 <file path=customXml/itemProps1.xml><?xml version="1.0" encoding="utf-8"?>
+<ds:datastoreItem xmlns:ds="http://schemas.openxmlformats.org/officeDocument/2006/customXml" ds:itemID="{B1977F7D-205B-4081-913C-38D41E755F92}">
+  <ds:schemaRefs>
+    <ds:schemaRef ds:uri="http://www.wps.cn/officeDocument/2013/wpsCustomData"/>
+  </ds:schemaRefs>
+</ds:datastoreItem>
+</file>
+
+<file path=customXml/itemProps2.xml><?xml version="1.0" encoding="utf-8"?>
 <ds:datastoreItem xmlns:ds="http://schemas.openxmlformats.org/officeDocument/2006/customXml" ds:itemID="{32252A47-5B84-49D0-BFD8-00A30ACA46B3}">
   <ds:schemaRefs>
     <ds:schemaRef ds:uri="http://schemas.openxmlformats.org/officeDocument/2006/bibliography"/>
   </ds:schemaRefs>
 </ds:datastoreItem>
-</file>
-
-<file path=customXml/itemProps2.xml><?xml version="1.0" encoding="utf-8"?>
-<ds:datastoreItem xmlns:ds="http://schemas.openxmlformats.org/officeDocument/2006/customXml" ds:itemID="{B1977F7D-205B-4081-913C-38D41E755F92}">
-  <ds:schemaRefs>
-    <ds:schemaRef ds:uri="http://www.wps.cn/officeDocument/2013/wpsCustomData"/>
-  </ds:schemaRefs>
-</ds:datastoreItem>
 </file>